--- a/22424715_PulseTriage/Technical_Debt_Plan.docx
+++ b/22424715_PulseTriage/Technical_Debt_Plan.docx
@@ -9682,7 +9682,7 @@
               <w:jc w:val="left"/>
             </w:pPr>
             <w:r>
-              <w:t xml:space="preserve">TD-02, TD-13 (day 1 hotfix); TD-01 + TD-03 (days 2–5); TD-10 labelling</w:t>
+              <w:t xml:space="preserve">TD-02, TD-13 (day 1 hotfix); TD-01 + TD-03 (days 2–5); TD-10 relabelling</w:t>
             </w:r>
           </w:p>
         </w:tc>
@@ -9880,7 +9880,7 @@
               <w:jc w:val="left"/>
             </w:pPr>
             <w:r>
-              <w:t xml:space="preserve">TD-11, TD-12, TD-10, TD-15</w:t>
+              <w:t xml:space="preserve">TD-11, TD-12, TD-10 (remaining 35 h), TD-15</w:t>
             </w:r>
           </w:p>
         </w:tc>
@@ -9892,7 +9892,7 @@
               <w:jc w:val="center"/>
             </w:pPr>
             <w:r>
-              <w:t xml:space="preserve">101</w:t>
+              <w:t xml:space="preserve">100</w:t>
             </w:r>
           </w:p>
         </w:tc>

--- a/22424715_PulseTriage/Technical_Debt_Plan.docx
+++ b/22424715_PulseTriage/Technical_Debt_Plan.docx
@@ -1224,7 +1224,38 @@
               <w:jc w:val="left"/>
             </w:pPr>
             <w:r>
-              <w:t xml:space="preserve">Literal API key committed to source as a fallback</w:t>
+              <w:t xml:space="preserve">Credentials committed to source — inference key</w:t>
+            </w:r>
+            <w:r>
+              <w:t xml:space="preserve"> </w:t>
+            </w:r>
+            <w:r>
+              <w:rPr>
+                <w:b/>
+                <w:bCs/>
+              </w:rPr>
+              <w:t xml:space="preserve">and</w:t>
+            </w:r>
+            <w:r>
+              <w:t xml:space="preserve"> </w:t>
+            </w:r>
+            <w:r>
+              <w:t xml:space="preserve">a tracked</w:t>
+            </w:r>
+            <w:r>
+              <w:t xml:space="preserve"> </w:t>
+            </w:r>
+            <w:r>
+              <w:rPr>
+                <w:rStyle w:val="VerbatimChar"/>
+              </w:rPr>
+              <w:t xml:space="preserve">.env</w:t>
+            </w:r>
+            <w:r>
+              <w:t xml:space="preserve"> </w:t>
+            </w:r>
+            <w:r>
+              <w:t xml:space="preserve">holding the database connection string</w:t>
             </w:r>
           </w:p>
         </w:tc>
@@ -1276,7 +1307,17 @@
               <w:jc w:val="left"/>
             </w:pPr>
             <w:r>
-              <w:t xml:space="preserve">v1.1 (hotfix)</w:t>
+              <w:t xml:space="preserve">v1.1 (hotfix) —</w:t>
+            </w:r>
+            <w:r>
+              <w:t xml:space="preserve"> </w:t>
+            </w:r>
+            <w:r>
+              <w:rPr>
+                <w:b/>
+                <w:bCs/>
+              </w:rPr>
+              <w:t xml:space="preserve">code fixed; rotation and history purge outstanding</w:t>
             </w:r>
           </w:p>
         </w:tc>
@@ -3056,525 +3097,22 @@
         <w:t xml:space="preserve">TD-02 — Literal API key committed to source as a fallback</w:t>
       </w:r>
     </w:p>
-    <w:tbl>
-      <w:tblPr>
-        <w:tblStyle w:val="Table"/>
-        <w:tblW w:type="auto" w:w="0"/>
-        <w:tblLook w:firstRow="1" w:lastRow="0" w:firstColumn="0" w:lastColumn="0" w:noHBand="0" w:noVBand="0" w:val="0020"/>
-      </w:tblPr>
-      <w:tblGrid>
-        <w:gridCol w:w="3960"/>
-        <w:gridCol w:w="3960"/>
-      </w:tblGrid>
-      <w:tr>
-        <w:trPr>
-          <w:tblHeader w:val="on"/>
-        </w:trPr>
-        <w:tc>
-          <w:tcPr/>
-          <w:p>
-            <w:pPr>
-              <w:pStyle w:val="Compact"/>
-              <w:jc w:val="left"/>
-            </w:pPr>
-            <w:r>
-              <w:t xml:space="preserve">Field</w:t>
-            </w:r>
-          </w:p>
-        </w:tc>
-        <w:tc>
-          <w:tcPr/>
-          <w:p>
-            <w:pPr>
-              <w:pStyle w:val="Compact"/>
-              <w:jc w:val="left"/>
-            </w:pPr>
-            <w:r>
-              <w:t xml:space="preserve">Detail</w:t>
-            </w:r>
-          </w:p>
-        </w:tc>
-      </w:tr>
-      <w:tr>
-        <w:tc>
-          <w:tcPr/>
-          <w:p>
-            <w:pPr>
-              <w:pStyle w:val="Compact"/>
-              <w:jc w:val="left"/>
-            </w:pPr>
-            <w:r>
-              <w:rPr>
-                <w:b/>
-                <w:bCs/>
-              </w:rPr>
-              <w:t xml:space="preserve">Debt</w:t>
-            </w:r>
-          </w:p>
-        </w:tc>
-        <w:tc>
-          <w:tcPr/>
-          <w:p>
-            <w:pPr>
-              <w:pStyle w:val="Compact"/>
-              <w:jc w:val="left"/>
-            </w:pPr>
-            <w:r>
-              <w:rPr>
-                <w:rStyle w:val="VerbatimChar"/>
-              </w:rPr>
-              <w:t xml:space="preserve">src/lib/ai/ollama-client.ts</w:t>
-            </w:r>
-            <w:r>
-              <w:t xml:space="preserve"> </w:t>
-            </w:r>
-            <w:r>
-              <w:t xml:space="preserve">reads the inference API key from the environment but falls back to a hard-coded literal string when the variable is absent. That literal is committed to the Git repository and is therefore present in the repository history.</w:t>
-            </w:r>
-          </w:p>
-        </w:tc>
-      </w:tr>
-      <w:tr>
-        <w:tc>
-          <w:tcPr/>
-          <w:p>
-            <w:pPr>
-              <w:pStyle w:val="Compact"/>
-              <w:jc w:val="left"/>
-            </w:pPr>
-            <w:r>
-              <w:rPr>
-                <w:b/>
-                <w:bCs/>
-              </w:rPr>
-              <w:t xml:space="preserve">Where it lives</w:t>
-            </w:r>
-          </w:p>
-        </w:tc>
-        <w:tc>
-          <w:tcPr/>
-          <w:p>
-            <w:pPr>
-              <w:pStyle w:val="Compact"/>
-              <w:jc w:val="left"/>
-            </w:pPr>
-            <w:r>
-              <w:rPr>
-                <w:rStyle w:val="VerbatimChar"/>
-              </w:rPr>
-              <w:t xml:space="preserve">src/lib/ai/ollama-client.ts</w:t>
-            </w:r>
-            <w:r>
-              <w:t xml:space="preserve">, the</w:t>
-            </w:r>
-            <w:r>
-              <w:t xml:space="preserve"> </w:t>
-            </w:r>
-            <w:r>
-              <w:rPr>
-                <w:rStyle w:val="VerbatimChar"/>
-              </w:rPr>
-              <w:t xml:space="preserve">apiKey</w:t>
-            </w:r>
-            <w:r>
-              <w:t xml:space="preserve"> </w:t>
-            </w:r>
-            <w:r>
-              <w:t xml:space="preserve">initialisation.</w:t>
-            </w:r>
-          </w:p>
-        </w:tc>
-      </w:tr>
-      <w:tr>
-        <w:tc>
-          <w:tcPr/>
-          <w:p>
-            <w:pPr>
-              <w:pStyle w:val="Compact"/>
-              <w:jc w:val="left"/>
-            </w:pPr>
-            <w:r>
-              <w:rPr>
-                <w:b/>
-                <w:bCs/>
-              </w:rPr>
-              <w:t xml:space="preserve">Requirements violated</w:t>
-            </w:r>
-          </w:p>
-        </w:tc>
-        <w:tc>
-          <w:tcPr/>
-          <w:p>
-            <w:pPr>
-              <w:pStyle w:val="Compact"/>
-              <w:jc w:val="left"/>
-            </w:pPr>
-            <w:r>
-              <w:t xml:space="preserve">NFR-7, COM-3</w:t>
-            </w:r>
-          </w:p>
-        </w:tc>
-      </w:tr>
-      <w:tr>
-        <w:tc>
-          <w:tcPr/>
-          <w:p>
-            <w:pPr>
-              <w:pStyle w:val="Compact"/>
-              <w:jc w:val="left"/>
-            </w:pPr>
-            <w:r>
-              <w:rPr>
-                <w:b/>
-                <w:bCs/>
-              </w:rPr>
-              <w:t xml:space="preserve">Cause</w:t>
-            </w:r>
-          </w:p>
-        </w:tc>
-        <w:tc>
-          <w:tcPr/>
-          <w:p>
-            <w:pPr>
-              <w:pStyle w:val="Compact"/>
-              <w:jc w:val="left"/>
-            </w:pPr>
-            <w:r>
-              <w:t xml:space="preserve">Convenience during rapid local development: the fallback removed the need to configure an environment variable on every machine and on the first deployment. The intention was to remove it before deployment; under time pressure that step was not taken. This is the one item in the register that is genuinely</w:t>
-            </w:r>
-            <w:r>
-              <w:t xml:space="preserve"> </w:t>
-            </w:r>
-            <w:r>
-              <w:rPr>
-                <w:b/>
-                <w:bCs/>
-              </w:rPr>
-              <w:t xml:space="preserve">Inadvertent &amp; Reckless</w:t>
-            </w:r>
-            <w:r>
-              <w:t xml:space="preserve"> </w:t>
-            </w:r>
-            <w:r>
-              <w:t xml:space="preserve">— no engineering trade-off justifies it.</w:t>
-            </w:r>
-          </w:p>
-        </w:tc>
-      </w:tr>
-      <w:tr>
-        <w:tc>
-          <w:tcPr/>
-          <w:p>
-            <w:pPr>
-              <w:pStyle w:val="Compact"/>
-              <w:jc w:val="left"/>
-            </w:pPr>
-            <w:r>
-              <w:rPr>
-                <w:b/>
-                <w:bCs/>
-              </w:rPr>
-              <w:t xml:space="preserve">Impact</w:t>
-            </w:r>
-          </w:p>
-        </w:tc>
-        <w:tc>
-          <w:tcPr/>
-          <w:p>
-            <w:pPr>
-              <w:pStyle w:val="Compact"/>
-              <w:jc w:val="left"/>
-            </w:pPr>
-            <w:r>
-              <w:t xml:space="preserve">The key is exposed to anyone with repository access, and it will remain in Git history even after the line is deleted from the working tree. Consequences are unauthorised inference consumption billed to the key owner, and potential rate-limit exhaustion causing the AI features to fail for legitimate users. Because the AI layer has deterministic fallbacks, the</w:t>
-            </w:r>
-            <w:r>
-              <w:t xml:space="preserve"> </w:t>
-            </w:r>
-            <w:r>
-              <w:rPr>
-                <w:i/>
-                <w:iCs/>
-              </w:rPr>
-              <w:t xml:space="preserve">availability</w:t>
-            </w:r>
-            <w:r>
-              <w:t xml:space="preserve"> </w:t>
-            </w:r>
-            <w:r>
-              <w:t xml:space="preserve">impact is contained; the</w:t>
-            </w:r>
-            <w:r>
-              <w:t xml:space="preserve"> </w:t>
-            </w:r>
-            <w:r>
-              <w:rPr>
-                <w:i/>
-                <w:iCs/>
-              </w:rPr>
-              <w:t xml:space="preserve">financial and credential</w:t>
-            </w:r>
-            <w:r>
-              <w:t xml:space="preserve"> </w:t>
-            </w:r>
-            <w:r>
-              <w:t xml:space="preserve">impact is not.</w:t>
-            </w:r>
-          </w:p>
-        </w:tc>
-      </w:tr>
-      <w:tr>
-        <w:tc>
-          <w:tcPr/>
-          <w:p>
-            <w:pPr>
-              <w:pStyle w:val="Compact"/>
-              <w:jc w:val="left"/>
-            </w:pPr>
-            <w:r>
-              <w:rPr>
-                <w:b/>
-                <w:bCs/>
-              </w:rPr>
-              <w:t xml:space="preserve">Priority</w:t>
-            </w:r>
-          </w:p>
-        </w:tc>
-        <w:tc>
-          <w:tcPr/>
-          <w:p>
-            <w:pPr>
-              <w:pStyle w:val="Compact"/>
-              <w:jc w:val="left"/>
-            </w:pPr>
-            <w:r>
-              <w:rPr>
-                <w:b/>
-                <w:bCs/>
-              </w:rPr>
-              <w:t xml:space="preserve">CRITICAL — requires immediate attention.</w:t>
-            </w:r>
-          </w:p>
-        </w:tc>
-      </w:tr>
-      <w:tr>
-        <w:tc>
-          <w:tcPr/>
-          <w:p>
-            <w:pPr>
-              <w:pStyle w:val="Compact"/>
-              <w:jc w:val="left"/>
-            </w:pPr>
-            <w:r>
-              <w:rPr>
-                <w:b/>
-                <w:bCs/>
-              </w:rPr>
-              <w:t xml:space="preserve">Fowler quadrant</w:t>
-            </w:r>
-          </w:p>
-        </w:tc>
-        <w:tc>
-          <w:tcPr/>
-          <w:p>
-            <w:pPr>
-              <w:pStyle w:val="Compact"/>
-              <w:jc w:val="left"/>
-            </w:pPr>
-            <w:r>
-              <w:t xml:space="preserve">Inadvertent &amp; Reckless.</w:t>
-            </w:r>
-          </w:p>
-        </w:tc>
-      </w:tr>
-      <w:tr>
-        <w:tc>
-          <w:tcPr/>
-          <w:p>
-            <w:pPr>
-              <w:pStyle w:val="Compact"/>
-              <w:jc w:val="left"/>
-            </w:pPr>
-            <w:r>
-              <w:rPr>
-                <w:b/>
-                <w:bCs/>
-              </w:rPr>
-              <w:t xml:space="preserve">Proposed resolution</w:t>
-            </w:r>
-          </w:p>
-        </w:tc>
-        <w:tc>
-          <w:tcPr/>
-          <w:p>
-            <w:pPr>
-              <w:pStyle w:val="Compact"/>
-              <w:jc w:val="left"/>
-            </w:pPr>
-            <w:r>
-              <w:t xml:space="preserve">(1)</w:t>
-            </w:r>
-            <w:r>
-              <w:t xml:space="preserve"> </w:t>
-            </w:r>
-            <w:r>
-              <w:rPr>
-                <w:b/>
-                <w:bCs/>
-              </w:rPr>
-              <w:t xml:space="preserve">Revoke and rotate the exposed key immediately</w:t>
-            </w:r>
-            <w:r>
-              <w:t xml:space="preserve"> </w:t>
-            </w:r>
-            <w:r>
-              <w:t xml:space="preserve">— deletion from source is insufficient because history retains it. (2) Remove the literal fallback and fail fast at startup with a clear configuration error when the variable is absent. (3) Purge the secret from Git history using</w:t>
-            </w:r>
-            <w:r>
-              <w:t xml:space="preserve"> </w:t>
-            </w:r>
-            <w:r>
-              <w:rPr>
-                <w:rStyle w:val="VerbatimChar"/>
-              </w:rPr>
-              <w:t xml:space="preserve">git filter-repo</w:t>
-            </w:r>
-            <w:r>
-              <w:t xml:space="preserve">, then force-push and invalidate all clones. (4) Add a pre-commit secret-scanning hook (</w:t>
-            </w:r>
-            <w:r>
-              <w:rPr>
-                <w:rStyle w:val="VerbatimChar"/>
-              </w:rPr>
-              <w:t xml:space="preserve">gitleaks</w:t>
-            </w:r>
-            <w:r>
-              <w:t xml:space="preserve"> </w:t>
-            </w:r>
-            <w:r>
-              <w:t xml:space="preserve">or</w:t>
-            </w:r>
-            <w:r>
-              <w:t xml:space="preserve"> </w:t>
-            </w:r>
-            <w:r>
-              <w:rPr>
-                <w:rStyle w:val="VerbatimChar"/>
-              </w:rPr>
-              <w:t xml:space="preserve">trufflehog</w:t>
-            </w:r>
-            <w:r>
-              <w:t xml:space="preserve">) and enable repository-level secret scanning so the class of defect cannot recur.</w:t>
-            </w:r>
-          </w:p>
-        </w:tc>
-      </w:tr>
-      <w:tr>
-        <w:tc>
-          <w:tcPr/>
-          <w:p>
-            <w:pPr>
-              <w:pStyle w:val="Compact"/>
-              <w:jc w:val="left"/>
-            </w:pPr>
-            <w:r>
-              <w:rPr>
-                <w:b/>
-                <w:bCs/>
-              </w:rPr>
-              <w:t xml:space="preserve">Effort to repay</w:t>
-            </w:r>
-          </w:p>
-        </w:tc>
-        <w:tc>
-          <w:tcPr/>
-          <w:p>
-            <w:pPr>
-              <w:pStyle w:val="Compact"/>
-              <w:jc w:val="left"/>
-            </w:pPr>
-            <w:r>
-              <w:t xml:space="preserve">3 person-hours</w:t>
-            </w:r>
-          </w:p>
-        </w:tc>
-      </w:tr>
-      <w:tr>
-        <w:tc>
-          <w:tcPr/>
-          <w:p>
-            <w:pPr>
-              <w:pStyle w:val="Compact"/>
-              <w:jc w:val="left"/>
-            </w:pPr>
-            <w:r>
-              <w:rPr>
-                <w:b/>
-                <w:bCs/>
-              </w:rPr>
-              <w:t xml:space="preserve">Repayment milestone</w:t>
-            </w:r>
-          </w:p>
-        </w:tc>
-        <w:tc>
-          <w:tcPr/>
-          <w:p>
-            <w:pPr>
-              <w:pStyle w:val="Compact"/>
-              <w:jc w:val="left"/>
-            </w:pPr>
-            <w:r>
-              <w:t xml:space="preserve">v1.1 — hotfix, ahead of all other work</w:t>
-            </w:r>
-          </w:p>
-        </w:tc>
-      </w:tr>
-      <w:tr>
-        <w:tc>
-          <w:tcPr/>
-          <w:p>
-            <w:pPr>
-              <w:pStyle w:val="Compact"/>
-              <w:jc w:val="left"/>
-            </w:pPr>
-            <w:r>
-              <w:rPr>
-                <w:b/>
-                <w:bCs/>
-              </w:rPr>
-              <w:t xml:space="preserve">Verification on repayment</w:t>
-            </w:r>
-          </w:p>
-        </w:tc>
-        <w:tc>
-          <w:tcPr/>
-          <w:p>
-            <w:pPr>
-              <w:pStyle w:val="Compact"/>
-              <w:jc w:val="left"/>
-            </w:pPr>
-            <w:r>
-              <w:t xml:space="preserve">Test case TC-SEC-02 must invert from FAIL to PASS; a repository-wide secret scan must return zero findings.</w:t>
-            </w:r>
-          </w:p>
-        </w:tc>
-      </w:tr>
-    </w:tbl>
-    <w:p>
-      <w:r>
-        <w:pict>
-          <v:rect style="width:0;height:1.5pt" o:hralign="center" o:hrstd="t" o:hr="t"/>
-        </w:pict>
-      </w:r>
-    </w:p>
-    <w:bookmarkEnd w:id="15"/>
-    <w:bookmarkStart w:id="16" w:name="X8c24b38bb83279c153b00ad3d885fde6501f695"/>
     <w:p>
       <w:pPr>
-        <w:pStyle w:val="Heading2"/>
+        <w:pStyle w:val="BlockText"/>
       </w:pPr>
       <w:r>
-        <w:t xml:space="preserve">TD-03 — Unsigned session profile in browser local storage</w:t>
+        <w:rPr>
+          <w:b/>
+          <w:bCs/>
+        </w:rPr>
+        <w:t xml:space="preserve">STATUS: PARTIALLY CLOSED.</w:t>
+      </w:r>
+      <w:r>
+        <w:t xml:space="preserve"> </w:t>
+      </w:r>
+      <w:r>
+        <w:t xml:space="preserve">The code-side remediation is complete and verified. Credential rotation and Git-history purge remain outstanding and are owner actions — see "Remaining work" below.</w:t>
       </w:r>
     </w:p>
     <w:tbl>
@@ -3641,7 +3179,20 @@
               <w:jc w:val="left"/>
             </w:pPr>
             <w:r>
-              <w:t xml:space="preserve">On successful login the complete user profile — including the</w:t>
+              <w:t xml:space="preserve">Credentials committed to the repository. Remediation work established that the exposure was</w:t>
+            </w:r>
+            <w:r>
+              <w:t xml:space="preserve"> </w:t>
+            </w:r>
+            <w:r>
+              <w:rPr>
+                <w:b/>
+                <w:bCs/>
+              </w:rPr>
+              <w:t xml:space="preserve">wider than first recorded</w:t>
+            </w:r>
+            <w:r>
+              <w:t xml:space="preserve">, and all three findings are listed here rather than only the original one: (a)</w:t>
             </w:r>
             <w:r>
               <w:t xml:space="preserve"> </w:t>
@@ -3650,13 +3201,29 @@
               <w:rPr>
                 <w:rStyle w:val="VerbatimChar"/>
               </w:rPr>
-              <w:t xml:space="preserve">role</w:t>
-            </w:r>
-            <w:r>
-              <w:t xml:space="preserve"> </w:t>
-            </w:r>
-            <w:r>
-              <w:t xml:space="preserve">field — is serialised to</w:t>
+              <w:t xml:space="preserve">src/lib/ai/ollama-client.ts</w:t>
+            </w:r>
+            <w:r>
+              <w:t xml:space="preserve"> </w:t>
+            </w:r>
+            <w:r>
+              <w:t xml:space="preserve">read the inference API key from the environment but fell back to a hard-coded literal in</w:t>
+            </w:r>
+            <w:r>
+              <w:t xml:space="preserve"> </w:t>
+            </w:r>
+            <w:r>
+              <w:rPr>
+                <w:b/>
+                <w:bCs/>
+              </w:rPr>
+              <w:t xml:space="preserve">two</w:t>
+            </w:r>
+            <w:r>
+              <w:t xml:space="preserve"> </w:t>
+            </w:r>
+            <w:r>
+              <w:t xml:space="preserve">places; (b)</w:t>
             </w:r>
             <w:r>
               <w:t xml:space="preserve"> </w:t>
@@ -3664,14 +3231,23 @@
             <w:r>
               <w:rPr>
                 <w:rStyle w:val="VerbatimChar"/>
-              </w:rPr>
-              <w:t xml:space="preserve">localStorage</w:t>
-            </w:r>
-            <w:r>
-              <w:t xml:space="preserve"> </w:t>
-            </w:r>
-            <w:r>
-              <w:t xml:space="preserve">under the key</w:t>
+                <w:b/>
+                <w:bCs/>
+              </w:rPr>
+              <w:t xml:space="preserve">.env</w:t>
+            </w:r>
+            <w:r>
+              <w:rPr>
+                <w:b/>
+                <w:bCs/>
+              </w:rPr>
+              <w:t xml:space="preserve">, containing the PostgreSQL connection string including its password, was tracked by Git</w:t>
+            </w:r>
+            <w:r>
+              <w:t xml:space="preserve"> </w:t>
+            </w:r>
+            <w:r>
+              <w:t xml:space="preserve">—</w:t>
             </w:r>
             <w:r>
               <w:t xml:space="preserve"> </w:t>
@@ -3680,46 +3256,25 @@
               <w:rPr>
                 <w:rStyle w:val="VerbatimChar"/>
               </w:rPr>
-              <w:t xml:space="preserve">pulsetriage_session</w:t>
-            </w:r>
-            <w:r>
-              <w:t xml:space="preserve">. There is no signature, no expiry and no server-side session record. The client is trusted to report its own identity and privilege.</w:t>
-            </w:r>
-          </w:p>
-        </w:tc>
-      </w:tr>
-      <w:tr>
-        <w:tc>
-          <w:tcPr/>
-          <w:p>
-            <w:pPr>
-              <w:pStyle w:val="Compact"/>
-              <w:jc w:val="left"/>
-            </w:pPr>
-            <w:r>
-              <w:rPr>
-                <w:b/>
-                <w:bCs/>
-              </w:rPr>
-              <w:t xml:space="preserve">Where it lives</w:t>
-            </w:r>
-          </w:p>
-        </w:tc>
-        <w:tc>
-          <w:tcPr/>
-          <w:p>
-            <w:pPr>
-              <w:pStyle w:val="Compact"/>
-              <w:jc w:val="left"/>
-            </w:pPr>
+              <w:t xml:space="preserve">.gitignore</w:t>
+            </w:r>
+            <w:r>
+              <w:t xml:space="preserve"> </w:t>
+            </w:r>
+            <w:r>
+              <w:t xml:space="preserve">covered only</w:t>
+            </w:r>
+            <w:r>
+              <w:t xml:space="preserve"> </w:t>
+            </w:r>
             <w:r>
               <w:rPr>
                 <w:rStyle w:val="VerbatimChar"/>
               </w:rPr>
-              <w:t xml:space="preserve">src/lib/auth-context.tsx</w:t>
-            </w:r>
-            <w:r>
-              <w:t xml:space="preserve">; consumed by</w:t>
+              <w:t xml:space="preserve">.env*.local</w:t>
+            </w:r>
+            <w:r>
+              <w:t xml:space="preserve">, not</w:t>
             </w:r>
             <w:r>
               <w:t xml:space="preserve"> </w:t>
@@ -3728,7 +3283,414 @@
               <w:rPr>
                 <w:rStyle w:val="VerbatimChar"/>
               </w:rPr>
-              <w:t xml:space="preserve">src/app/login/page.tsx</w:t>
+              <w:t xml:space="preserve">.env</w:t>
+            </w:r>
+            <w:r>
+              <w:t xml:space="preserve"> </w:t>
+            </w:r>
+            <w:r>
+              <w:t xml:space="preserve">itself; (c)</w:t>
+            </w:r>
+            <w:r>
+              <w:t xml:space="preserve"> </w:t>
+            </w:r>
+            <w:r>
+              <w:rPr>
+                <w:rStyle w:val="VerbatimChar"/>
+              </w:rPr>
+              <w:t xml:space="preserve">src/lib/supabase/client.ts</w:t>
+            </w:r>
+            <w:r>
+              <w:t xml:space="preserve"> </w:t>
+            </w:r>
+            <w:r>
+              <w:t xml:space="preserve">used the same literal-fallback pattern, with placeholder rather than live values.</w:t>
+            </w:r>
+          </w:p>
+        </w:tc>
+      </w:tr>
+      <w:tr>
+        <w:tc>
+          <w:tcPr/>
+          <w:p>
+            <w:pPr>
+              <w:pStyle w:val="Compact"/>
+              <w:jc w:val="left"/>
+            </w:pPr>
+            <w:r>
+              <w:rPr>
+                <w:b/>
+                <w:bCs/>
+              </w:rPr>
+              <w:t xml:space="preserve">Where it lived</w:t>
+            </w:r>
+          </w:p>
+        </w:tc>
+        <w:tc>
+          <w:tcPr/>
+          <w:p>
+            <w:pPr>
+              <w:pStyle w:val="Compact"/>
+              <w:jc w:val="left"/>
+            </w:pPr>
+            <w:r>
+              <w:rPr>
+                <w:rStyle w:val="VerbatimChar"/>
+              </w:rPr>
+              <w:t xml:space="preserve">src/lib/ai/ollama-client.ts</w:t>
+            </w:r>
+            <w:r>
+              <w:t xml:space="preserve"> </w:t>
+            </w:r>
+            <w:r>
+              <w:t xml:space="preserve">(lines 4 and 29 of the original);</w:t>
+            </w:r>
+            <w:r>
+              <w:t xml:space="preserve"> </w:t>
+            </w:r>
+            <w:r>
+              <w:rPr>
+                <w:rStyle w:val="VerbatimChar"/>
+              </w:rPr>
+              <w:t xml:space="preserve">.env</w:t>
+            </w:r>
+            <w:r>
+              <w:t xml:space="preserve"> </w:t>
+            </w:r>
+            <w:r>
+              <w:t xml:space="preserve">(tracked);</w:t>
+            </w:r>
+            <w:r>
+              <w:t xml:space="preserve"> </w:t>
+            </w:r>
+            <w:r>
+              <w:rPr>
+                <w:rStyle w:val="VerbatimChar"/>
+              </w:rPr>
+              <w:t xml:space="preserve">src/lib/supabase/client.ts</w:t>
+            </w:r>
+            <w:r>
+              <w:t xml:space="preserve"> </w:t>
+            </w:r>
+            <w:r>
+              <w:t xml:space="preserve">(lines 4–5 of the original);</w:t>
+            </w:r>
+            <w:r>
+              <w:t xml:space="preserve"> </w:t>
+            </w:r>
+            <w:r>
+              <w:rPr>
+                <w:rStyle w:val="VerbatimChar"/>
+              </w:rPr>
+              <w:t xml:space="preserve">.gitignore</w:t>
+            </w:r>
+            <w:r>
+              <w:t xml:space="preserve">.</w:t>
+            </w:r>
+          </w:p>
+        </w:tc>
+      </w:tr>
+      <w:tr>
+        <w:tc>
+          <w:tcPr/>
+          <w:p>
+            <w:pPr>
+              <w:pStyle w:val="Compact"/>
+              <w:jc w:val="left"/>
+            </w:pPr>
+            <w:r>
+              <w:rPr>
+                <w:b/>
+                <w:bCs/>
+              </w:rPr>
+              <w:t xml:space="preserve">Requirements violated</w:t>
+            </w:r>
+          </w:p>
+        </w:tc>
+        <w:tc>
+          <w:tcPr/>
+          <w:p>
+            <w:pPr>
+              <w:pStyle w:val="Compact"/>
+              <w:jc w:val="left"/>
+            </w:pPr>
+            <w:r>
+              <w:t xml:space="preserve">NFR-7, COM-3, DP-3</w:t>
+            </w:r>
+          </w:p>
+        </w:tc>
+      </w:tr>
+      <w:tr>
+        <w:tc>
+          <w:tcPr/>
+          <w:p>
+            <w:pPr>
+              <w:pStyle w:val="Compact"/>
+              <w:jc w:val="left"/>
+            </w:pPr>
+            <w:r>
+              <w:rPr>
+                <w:b/>
+                <w:bCs/>
+              </w:rPr>
+              <w:t xml:space="preserve">Cause</w:t>
+            </w:r>
+          </w:p>
+        </w:tc>
+        <w:tc>
+          <w:tcPr/>
+          <w:p>
+            <w:pPr>
+              <w:pStyle w:val="Compact"/>
+              <w:jc w:val="left"/>
+            </w:pPr>
+            <w:r>
+              <w:t xml:space="preserve">Convenience during rapid local development: the fallbacks removed the need to configure environment variables on every machine and on the first deployment, and the</w:t>
+            </w:r>
+            <w:r>
+              <w:t xml:space="preserve"> </w:t>
+            </w:r>
+            <w:r>
+              <w:rPr>
+                <w:rStyle w:val="VerbatimChar"/>
+              </w:rPr>
+              <w:t xml:space="preserve">.gitignore</w:t>
+            </w:r>
+            <w:r>
+              <w:t xml:space="preserve"> </w:t>
+            </w:r>
+            <w:r>
+              <w:t xml:space="preserve">pattern was written from memory rather than verified. The intention was to correct both before deployment; under time pressure neither step was taken. This is the one item in the register that is genuinely</w:t>
+            </w:r>
+            <w:r>
+              <w:t xml:space="preserve"> </w:t>
+            </w:r>
+            <w:r>
+              <w:rPr>
+                <w:b/>
+                <w:bCs/>
+              </w:rPr>
+              <w:t xml:space="preserve">Inadvertent &amp; Reckless</w:t>
+            </w:r>
+            <w:r>
+              <w:t xml:space="preserve"> </w:t>
+            </w:r>
+            <w:r>
+              <w:t xml:space="preserve">— no engineering trade-off justifies it.</w:t>
+            </w:r>
+          </w:p>
+        </w:tc>
+      </w:tr>
+      <w:tr>
+        <w:tc>
+          <w:tcPr/>
+          <w:p>
+            <w:pPr>
+              <w:pStyle w:val="Compact"/>
+              <w:jc w:val="left"/>
+            </w:pPr>
+            <w:r>
+              <w:rPr>
+                <w:b/>
+                <w:bCs/>
+              </w:rPr>
+              <w:t xml:space="preserve">Impact</w:t>
+            </w:r>
+          </w:p>
+        </w:tc>
+        <w:tc>
+          <w:tcPr/>
+          <w:p>
+            <w:pPr>
+              <w:pStyle w:val="Compact"/>
+              <w:jc w:val="left"/>
+            </w:pPr>
+            <w:r>
+              <w:t xml:space="preserve">Both credentials are exposed to anyone with repository access, and they remain in Git history even after deletion from the working tree. For the inference key: unauthorised consumption billed to the owner and rate-limit exhaustion. For the database credential this is materially worse — a live connection string to the production datastore grants direct read and write access to every record, entirely bypassing the application. Combined with TD-01 this means the data layer was reachable by two independent routes.</w:t>
+            </w:r>
+          </w:p>
+        </w:tc>
+      </w:tr>
+      <w:tr>
+        <w:tc>
+          <w:tcPr/>
+          <w:p>
+            <w:pPr>
+              <w:pStyle w:val="Compact"/>
+              <w:jc w:val="left"/>
+            </w:pPr>
+            <w:r>
+              <w:rPr>
+                <w:b/>
+                <w:bCs/>
+              </w:rPr>
+              <w:t xml:space="preserve">Priority</w:t>
+            </w:r>
+          </w:p>
+        </w:tc>
+        <w:tc>
+          <w:tcPr/>
+          <w:p>
+            <w:pPr>
+              <w:pStyle w:val="Compact"/>
+              <w:jc w:val="left"/>
+            </w:pPr>
+            <w:r>
+              <w:rPr>
+                <w:b/>
+                <w:bCs/>
+              </w:rPr>
+              <w:t xml:space="preserve">CRITICAL — requires immediate attention.</w:t>
+            </w:r>
+          </w:p>
+        </w:tc>
+      </w:tr>
+      <w:tr>
+        <w:tc>
+          <w:tcPr/>
+          <w:p>
+            <w:pPr>
+              <w:pStyle w:val="Compact"/>
+              <w:jc w:val="left"/>
+            </w:pPr>
+            <w:r>
+              <w:rPr>
+                <w:b/>
+                <w:bCs/>
+              </w:rPr>
+              <w:t xml:space="preserve">Fowler quadrant</w:t>
+            </w:r>
+          </w:p>
+        </w:tc>
+        <w:tc>
+          <w:tcPr/>
+          <w:p>
+            <w:pPr>
+              <w:pStyle w:val="Compact"/>
+              <w:jc w:val="left"/>
+            </w:pPr>
+            <w:r>
+              <w:t xml:space="preserve">Inadvertent &amp; Reckless.</w:t>
+            </w:r>
+          </w:p>
+        </w:tc>
+      </w:tr>
+      <w:tr>
+        <w:tc>
+          <w:tcPr/>
+          <w:p>
+            <w:pPr>
+              <w:pStyle w:val="Compact"/>
+              <w:jc w:val="left"/>
+            </w:pPr>
+            <w:r>
+              <w:rPr>
+                <w:b/>
+                <w:bCs/>
+              </w:rPr>
+              <w:t xml:space="preserve">Resolution — completed</w:t>
+            </w:r>
+          </w:p>
+        </w:tc>
+        <w:tc>
+          <w:tcPr/>
+          <w:p>
+            <w:pPr>
+              <w:pStyle w:val="Compact"/>
+              <w:jc w:val="left"/>
+            </w:pPr>
+            <w:r>
+              <w:t xml:space="preserve">(1) Both literals removed from</w:t>
+            </w:r>
+            <w:r>
+              <w:t xml:space="preserve"> </w:t>
+            </w:r>
+            <w:r>
+              <w:rPr>
+                <w:rStyle w:val="VerbatimChar"/>
+              </w:rPr>
+              <w:t xml:space="preserve">ollama-client.ts</w:t>
+            </w:r>
+            <w:r>
+              <w:t xml:space="preserve">; the key is now read from the environment at call time only, and</w:t>
+            </w:r>
+            <w:r>
+              <w:t xml:space="preserve"> </w:t>
+            </w:r>
+            <w:r>
+              <w:rPr>
+                <w:rStyle w:val="VerbatimChar"/>
+              </w:rPr>
+              <w:t xml:space="preserve">queryOllama</w:t>
+            </w:r>
+            <w:r>
+              <w:t xml:space="preserve"> </w:t>
+            </w:r>
+            <w:r>
+              <w:t xml:space="preserve">raises an explicit configuration error when it is absent. That error is caught by</w:t>
+            </w:r>
+            <w:r>
+              <w:t xml:space="preserve"> </w:t>
+            </w:r>
+            <w:r>
+              <w:rPr>
+                <w:rStyle w:val="VerbatimChar"/>
+              </w:rPr>
+              <w:t xml:space="preserve">queryOllamaJson</w:t>
+            </w:r>
+            <w:r>
+              <w:t xml:space="preserve">, so an unconfigured environment degrades the AI feature to its deterministic fallback (FR-9.3) rather than failing the request or, worse, issuing an unauthenticated call. (2)</w:t>
+            </w:r>
+            <w:r>
+              <w:t xml:space="preserve"> </w:t>
+            </w:r>
+            <w:r>
+              <w:rPr>
+                <w:rStyle w:val="VerbatimChar"/>
+              </w:rPr>
+              <w:t xml:space="preserve">.env</w:t>
+            </w:r>
+            <w:r>
+              <w:t xml:space="preserve"> </w:t>
+            </w:r>
+            <w:r>
+              <w:t xml:space="preserve">untracked with</w:t>
+            </w:r>
+            <w:r>
+              <w:t xml:space="preserve"> </w:t>
+            </w:r>
+            <w:r>
+              <w:rPr>
+                <w:rStyle w:val="VerbatimChar"/>
+              </w:rPr>
+              <w:t xml:space="preserve">git rm --cached</w:t>
+            </w:r>
+            <w:r>
+              <w:t xml:space="preserve">;</w:t>
+            </w:r>
+            <w:r>
+              <w:t xml:space="preserve"> </w:t>
+            </w:r>
+            <w:r>
+              <w:rPr>
+                <w:rStyle w:val="VerbatimChar"/>
+              </w:rPr>
+              <w:t xml:space="preserve">.gitignore</w:t>
+            </w:r>
+            <w:r>
+              <w:t xml:space="preserve"> </w:t>
+            </w:r>
+            <w:r>
+              <w:t xml:space="preserve">corrected to ignore</w:t>
+            </w:r>
+            <w:r>
+              <w:t xml:space="preserve"> </w:t>
+            </w:r>
+            <w:r>
+              <w:rPr>
+                <w:rStyle w:val="VerbatimChar"/>
+              </w:rPr>
+              <w:t xml:space="preserve">.env</w:t>
             </w:r>
             <w:r>
               <w:t xml:space="preserve"> </w:t>
@@ -3743,119 +3705,25 @@
               <w:rPr>
                 <w:rStyle w:val="VerbatimChar"/>
               </w:rPr>
-              <w:t xml:space="preserve">src/components/auth/auth-modal.tsx</w:t>
-            </w:r>
-            <w:r>
-              <w:t xml:space="preserve">.</w:t>
-            </w:r>
-          </w:p>
-        </w:tc>
-      </w:tr>
-      <w:tr>
-        <w:tc>
-          <w:tcPr/>
-          <w:p>
-            <w:pPr>
-              <w:pStyle w:val="Compact"/>
-              <w:jc w:val="left"/>
-            </w:pPr>
-            <w:r>
-              <w:rPr>
-                <w:b/>
-                <w:bCs/>
-              </w:rPr>
-              <w:t xml:space="preserve">Requirements violated</w:t>
-            </w:r>
-          </w:p>
-        </w:tc>
-        <w:tc>
-          <w:tcPr/>
-          <w:p>
-            <w:pPr>
-              <w:pStyle w:val="Compact"/>
-              <w:jc w:val="left"/>
-            </w:pPr>
-            <w:r>
-              <w:t xml:space="preserve">FR-1.5, NFR-6, DP-4</w:t>
-            </w:r>
-          </w:p>
-        </w:tc>
-      </w:tr>
-      <w:tr>
-        <w:tc>
-          <w:tcPr/>
-          <w:p>
-            <w:pPr>
-              <w:pStyle w:val="Compact"/>
-              <w:jc w:val="left"/>
-            </w:pPr>
-            <w:r>
-              <w:rPr>
-                <w:b/>
-                <w:bCs/>
-              </w:rPr>
-              <w:t xml:space="preserve">Cause</w:t>
-            </w:r>
-          </w:p>
-        </w:tc>
-        <w:tc>
-          <w:tcPr/>
-          <w:p>
-            <w:pPr>
-              <w:pStyle w:val="Compact"/>
-              <w:jc w:val="left"/>
-            </w:pPr>
+              <w:t xml:space="preserve">.env.*</w:t>
+            </w:r>
+            <w:r>
+              <w:t xml:space="preserve"> </w:t>
+            </w:r>
+            <w:r>
+              <w:t xml:space="preserve">while explicitly permitting</w:t>
+            </w:r>
+            <w:r>
+              <w:t xml:space="preserve"> </w:t>
+            </w:r>
             <w:r>
               <w:rPr>
                 <w:rStyle w:val="VerbatimChar"/>
               </w:rPr>
-              <w:t xml:space="preserve">localStorage</w:t>
-            </w:r>
-            <w:r>
-              <w:t xml:space="preserve"> </w:t>
-            </w:r>
-            <w:r>
-              <w:t xml:space="preserve">is the fastest possible way to make session persistence work across page reloads in a client-rendered React application — roughly fifteen minutes of work, against several hours for a cookie-based signed-token scheme with server-side verification. Chosen deliberately to protect the implementation budget.</w:t>
-            </w:r>
-          </w:p>
-        </w:tc>
-      </w:tr>
-      <w:tr>
-        <w:tc>
-          <w:tcPr/>
-          <w:p>
-            <w:pPr>
-              <w:pStyle w:val="Compact"/>
-              <w:jc w:val="left"/>
-            </w:pPr>
-            <w:r>
-              <w:rPr>
-                <w:b/>
-                <w:bCs/>
-              </w:rPr>
-              <w:t xml:space="preserve">Impact</w:t>
-            </w:r>
-          </w:p>
-        </w:tc>
-        <w:tc>
-          <w:tcPr/>
-          <w:p>
-            <w:pPr>
-              <w:pStyle w:val="Compact"/>
-              <w:jc w:val="left"/>
-            </w:pPr>
-            <w:r>
-              <w:rPr>
-                <w:b/>
-                <w:bCs/>
-              </w:rPr>
-              <w:t xml:space="preserve">Compounds TD-01 into a complete authorisation bypass.</w:t>
-            </w:r>
-            <w:r>
-              <w:t xml:space="preserve"> </w:t>
-            </w:r>
-            <w:r>
-              <w:t xml:space="preserve">A user need only edit one word in browser storage — changing</w:t>
+              <w:t xml:space="preserve">.env.example</w:t>
+            </w:r>
+            <w:r>
+              <w:t xml:space="preserve">. (3)</w:t>
             </w:r>
             <w:r>
               <w:t xml:space="preserve"> </w:t>
@@ -3864,13 +3732,13 @@
               <w:rPr>
                 <w:rStyle w:val="VerbatimChar"/>
               </w:rPr>
-              <w:t xml:space="preserve">"role":"PATIENT"</w:t>
-            </w:r>
-            <w:r>
-              <w:t xml:space="preserve"> </w:t>
-            </w:r>
-            <w:r>
-              <w:t xml:space="preserve">to</w:t>
+              <w:t xml:space="preserve">.env.example</w:t>
+            </w:r>
+            <w:r>
+              <w:t xml:space="preserve"> </w:t>
+            </w:r>
+            <w:r>
+              <w:t xml:space="preserve">rewritten to document every variable with placeholder values, so no developer needs to invent a fallback again. (4) The placeholder fallback in</w:t>
             </w:r>
             <w:r>
               <w:t xml:space="preserve"> </w:t>
@@ -3879,13 +3747,13 @@
               <w:rPr>
                 <w:rStyle w:val="VerbatimChar"/>
               </w:rPr>
-              <w:t xml:space="preserve">"role":"ADMIN"</w:t>
-            </w:r>
-            <w:r>
-              <w:t xml:space="preserve"> </w:t>
-            </w:r>
-            <w:r>
-              <w:t xml:space="preserve">— and reload, to be presented with the full administrator console. Because no server-side check exists (TD-01), every action taken from that console succeeds. Additionally, storage in</w:t>
+              <w:t xml:space="preserve">supabase/client.ts</w:t>
+            </w:r>
+            <w:r>
+              <w:t xml:space="preserve"> </w:t>
+            </w:r>
+            <w:r>
+              <w:t xml:space="preserve">removed for the same reason. (5)</w:t>
             </w:r>
             <w:r>
               <w:t xml:space="preserve"> </w:t>
@@ -3894,107 +3762,75 @@
               <w:rPr>
                 <w:rStyle w:val="VerbatimChar"/>
               </w:rPr>
-              <w:t xml:space="preserve">localStorage</w:t>
-            </w:r>
-            <w:r>
-              <w:t xml:space="preserve"> </w:t>
-            </w:r>
-            <w:r>
-              <w:t xml:space="preserve">makes the session readable by any injected script, so any future cross-site-scripting defect becomes an immediate account-takeover. Sessions also never expire.</w:t>
-            </w:r>
-          </w:p>
-        </w:tc>
-      </w:tr>
-      <w:tr>
-        <w:tc>
-          <w:tcPr/>
-          <w:p>
-            <w:pPr>
-              <w:pStyle w:val="Compact"/>
-              <w:jc w:val="left"/>
-            </w:pPr>
-            <w:r>
-              <w:rPr>
-                <w:b/>
-                <w:bCs/>
-              </w:rPr>
-              <w:t xml:space="preserve">Priority</w:t>
-            </w:r>
-          </w:p>
-        </w:tc>
-        <w:tc>
-          <w:tcPr/>
-          <w:p>
-            <w:pPr>
-              <w:pStyle w:val="Compact"/>
-              <w:jc w:val="left"/>
-            </w:pPr>
-            <w:r>
-              <w:rPr>
-                <w:b/>
-                <w:bCs/>
-              </w:rPr>
-              <w:t xml:space="preserve">CRITICAL — requires immediate attention.</w:t>
-            </w:r>
-          </w:p>
-        </w:tc>
-      </w:tr>
-      <w:tr>
-        <w:tc>
-          <w:tcPr/>
-          <w:p>
-            <w:pPr>
-              <w:pStyle w:val="Compact"/>
-              <w:jc w:val="left"/>
-            </w:pPr>
-            <w:r>
-              <w:rPr>
-                <w:b/>
-                <w:bCs/>
-              </w:rPr>
-              <w:t xml:space="preserve">Fowler quadrant</w:t>
-            </w:r>
-          </w:p>
-        </w:tc>
-        <w:tc>
-          <w:tcPr/>
-          <w:p>
-            <w:pPr>
-              <w:pStyle w:val="Compact"/>
-              <w:jc w:val="left"/>
-            </w:pPr>
-            <w:r>
-              <w:t xml:space="preserve">Deliberate &amp; Prudent.</w:t>
-            </w:r>
-          </w:p>
-        </w:tc>
-      </w:tr>
-      <w:tr>
-        <w:tc>
-          <w:tcPr/>
-          <w:p>
-            <w:pPr>
-              <w:pStyle w:val="Compact"/>
-              <w:jc w:val="left"/>
-            </w:pPr>
-            <w:r>
-              <w:rPr>
-                <w:b/>
-                <w:bCs/>
-              </w:rPr>
-              <w:t xml:space="preserve">Proposed resolution</w:t>
-            </w:r>
-          </w:p>
-        </w:tc>
-        <w:tc>
-          <w:tcPr/>
-          <w:p>
-            <w:pPr>
-              <w:pStyle w:val="Compact"/>
-              <w:jc w:val="left"/>
-            </w:pPr>
-            <w:r>
-              <w:t xml:space="preserve">Replace with the token scheme described in TD-01: server-issued signed JWT with a 15-minute access lifetime and a rotating refresh token, both in</w:t>
+              <w:t xml:space="preserve">scripts/scan-secrets.mjs</w:t>
+            </w:r>
+            <w:r>
+              <w:t xml:space="preserve"> </w:t>
+            </w:r>
+            <w:r>
+              <w:t xml:space="preserve">added — nine credential-shape rules plus a rule matching the exact `process.env.X</w:t>
+            </w:r>
+          </w:p>
+        </w:tc>
+      </w:tr>
+      <w:tr>
+        <w:tc>
+          <w:tcPr/>
+          <w:p>
+            <w:pPr>
+              <w:pStyle w:val="Compact"/>
+              <w:jc w:val="left"/>
+            </w:pPr>
+            <w:r>
+              <w:rPr>
+                <w:b/>
+                <w:bCs/>
+              </w:rPr>
+              <w:t xml:space="preserve">Resolution — remaining (owner action)</w:t>
+            </w:r>
+          </w:p>
+        </w:tc>
+        <w:tc>
+          <w:tcPr/>
+          <w:p>
+            <w:pPr>
+              <w:pStyle w:val="Compact"/>
+              <w:jc w:val="left"/>
+            </w:pPr>
+            <w:r>
+              <w:t xml:space="preserve">(6)</w:t>
+            </w:r>
+            <w:r>
+              <w:t xml:space="preserve"> </w:t>
+            </w:r>
+            <w:r>
+              <w:rPr>
+                <w:b/>
+                <w:bCs/>
+              </w:rPr>
+              <w:t xml:space="preserve">Rotate the Ollama inference API key</w:t>
+            </w:r>
+            <w:r>
+              <w:t xml:space="preserve"> </w:t>
+            </w:r>
+            <w:r>
+              <w:t xml:space="preserve">at the provider. (7)</w:t>
+            </w:r>
+            <w:r>
+              <w:t xml:space="preserve"> </w:t>
+            </w:r>
+            <w:r>
+              <w:rPr>
+                <w:b/>
+                <w:bCs/>
+              </w:rPr>
+              <w:t xml:space="preserve">Rotate the PostgreSQL credential</w:t>
+            </w:r>
+            <w:r>
+              <w:t xml:space="preserve"> </w:t>
+            </w:r>
+            <w:r>
+              <w:t xml:space="preserve">and update</w:t>
             </w:r>
             <w:r>
               <w:t xml:space="preserve"> </w:t>
@@ -4003,29 +3839,57 @@
               <w:rPr>
                 <w:rStyle w:val="VerbatimChar"/>
               </w:rPr>
-              <w:t xml:space="preserve">HttpOnly</w:t>
-            </w:r>
-            <w:r>
-              <w:t xml:space="preserve"> </w:t>
-            </w:r>
-            <w:r>
-              <w:t xml:space="preserve">cookies that JavaScript cannot read. Retain in client state only non-sensitive display fields (name, avatar). Add explicit session invalidation on logout, server-side. Repay</w:t>
-            </w:r>
-            <w:r>
-              <w:t xml:space="preserve"> </w:t>
-            </w:r>
-            <w:r>
-              <w:rPr>
-                <w:b/>
-                <w:bCs/>
-              </w:rPr>
-              <w:t xml:space="preserve">together with TD-01</w:t>
-            </w:r>
-            <w:r>
-              <w:t xml:space="preserve"> </w:t>
-            </w:r>
-            <w:r>
-              <w:t xml:space="preserve">— they share the same implementation and repaying either alone leaves the bypass open.</w:t>
+              <w:t xml:space="preserve">DATABASE_URL</w:t>
+            </w:r>
+            <w:r>
+              <w:t xml:space="preserve"> </w:t>
+            </w:r>
+            <w:r>
+              <w:t xml:space="preserve">in the Vercel environment. (8)</w:t>
+            </w:r>
+            <w:r>
+              <w:t xml:space="preserve"> </w:t>
+            </w:r>
+            <w:r>
+              <w:rPr>
+                <w:b/>
+                <w:bCs/>
+              </w:rPr>
+              <w:t xml:space="preserve">Purge both values from Git history</w:t>
+            </w:r>
+            <w:r>
+              <w:t xml:space="preserve"> </w:t>
+            </w:r>
+            <w:r>
+              <w:t xml:space="preserve">with</w:t>
+            </w:r>
+            <w:r>
+              <w:t xml:space="preserve"> </w:t>
+            </w:r>
+            <w:r>
+              <w:rPr>
+                <w:rStyle w:val="VerbatimChar"/>
+              </w:rPr>
+              <w:t xml:space="preserve">git filter-repo</w:t>
+            </w:r>
+            <w:r>
+              <w:t xml:space="preserve">, then force-push and invalidate all existing clones. Steps 6–8 require account access and a decision to rewrite the history of a public repository, so they sit with the repository owner.</w:t>
+            </w:r>
+            <w:r>
+              <w:t xml:space="preserve"> </w:t>
+            </w:r>
+            <w:r>
+              <w:rPr>
+                <w:b/>
+                <w:bCs/>
+              </w:rPr>
+              <w:t xml:space="preserve">Until steps 6 and 7 are done, both credentials must be treated as compromised</w:t>
+            </w:r>
+            <w:r>
+              <w:t xml:space="preserve"> </w:t>
+            </w:r>
+            <w:r>
+              <w:t xml:space="preserve">— deleting a secret from the working tree does not remove it from history, and the repository is public.</w:t>
             </w:r>
           </w:p>
         </w:tc>
@@ -4055,7 +3919,7 @@
               <w:jc w:val="left"/>
             </w:pPr>
             <w:r>
-              <w:t xml:space="preserve">16 person-hours (shares infrastructure with TD-01)</w:t>
+              <w:t xml:space="preserve">3 person-hours — approximately 2 h completed, 1 h outstanding</w:t>
             </w:r>
           </w:p>
         </w:tc>
@@ -4085,37 +3949,66 @@
               <w:jc w:val="left"/>
             </w:pPr>
             <w:r>
-              <w:t xml:space="preserve">v1.1 — Security Hardening (Week 1)</w:t>
-            </w:r>
-          </w:p>
-        </w:tc>
-      </w:tr>
-      <w:tr>
-        <w:tc>
-          <w:tcPr/>
-          <w:p>
-            <w:pPr>
-              <w:pStyle w:val="Compact"/>
-              <w:jc w:val="left"/>
-            </w:pPr>
-            <w:r>
-              <w:rPr>
-                <w:b/>
-                <w:bCs/>
-              </w:rPr>
-              <w:t xml:space="preserve">Verification on repayment</w:t>
-            </w:r>
-          </w:p>
-        </w:tc>
-        <w:tc>
-          <w:tcPr/>
-          <w:p>
-            <w:pPr>
-              <w:pStyle w:val="Compact"/>
-              <w:jc w:val="left"/>
-            </w:pPr>
-            <w:r>
-              <w:t xml:space="preserve">Manual privilege-escalation attempt via storage editing must fail; TC-SEC-05 must pass.</w:t>
+              <w:t xml:space="preserve">v1.1 — hotfix, ahead of all other work</w:t>
+            </w:r>
+          </w:p>
+        </w:tc>
+      </w:tr>
+      <w:tr>
+        <w:tc>
+          <w:tcPr/>
+          <w:p>
+            <w:pPr>
+              <w:pStyle w:val="Compact"/>
+              <w:jc w:val="left"/>
+            </w:pPr>
+            <w:r>
+              <w:rPr>
+                <w:b/>
+                <w:bCs/>
+              </w:rPr>
+              <w:t xml:space="preserve">Verification</w:t>
+            </w:r>
+          </w:p>
+        </w:tc>
+        <w:tc>
+          <w:tcPr/>
+          <w:p>
+            <w:pPr>
+              <w:pStyle w:val="Compact"/>
+              <w:jc w:val="left"/>
+            </w:pPr>
+            <w:r>
+              <w:t xml:space="preserve">TC-SEC-02 (working tree) has inverted from FAIL to</w:t>
+            </w:r>
+            <w:r>
+              <w:t xml:space="preserve"> </w:t>
+            </w:r>
+            <w:r>
+              <w:rPr>
+                <w:b/>
+                <w:bCs/>
+              </w:rPr>
+              <w:t xml:space="preserve">PASS</w:t>
+            </w:r>
+            <w:r>
+              <w:t xml:space="preserve">. TC-SEC-11 (Git history) was added and remains</w:t>
+            </w:r>
+            <w:r>
+              <w:t xml:space="preserve"> </w:t>
+            </w:r>
+            <w:r>
+              <w:rPr>
+                <w:b/>
+                <w:bCs/>
+              </w:rPr>
+              <w:t xml:space="preserve">FAIL</w:t>
+            </w:r>
+            <w:r>
+              <w:t xml:space="preserve"> </w:t>
+            </w:r>
+            <w:r>
+              <w:t xml:space="preserve">until the purge is performed.</w:t>
             </w:r>
           </w:p>
         </w:tc>
@@ -4128,14 +4021,14 @@
         </w:pict>
       </w:r>
     </w:p>
-    <w:bookmarkEnd w:id="16"/>
-    <w:bookmarkStart w:id="17" w:name="X8d82e5d1f63b84f927fd3da288c985d1e476f7c"/>
+    <w:bookmarkEnd w:id="15"/>
+    <w:bookmarkStart w:id="16" w:name="X8c24b38bb83279c153b00ad3d885fde6501f695"/>
     <w:p>
       <w:pPr>
         <w:pStyle w:val="Heading2"/>
       </w:pPr>
       <w:r>
-        <w:t xml:space="preserve">TD-13 — Internal error messages echoed to the client</w:t>
+        <w:t xml:space="preserve">TD-03 — Unsigned session profile in browser local storage</w:t>
       </w:r>
     </w:p>
     <w:tbl>
@@ -4202,7 +4095,7 @@
               <w:jc w:val="left"/>
             </w:pPr>
             <w:r>
-              <w:t xml:space="preserve">Several route handlers return the caught exception's own message in the JSON error response — for example the login handler returns</w:t>
+              <w:t xml:space="preserve">On successful login the complete user profile — including the</w:t>
             </w:r>
             <w:r>
               <w:t xml:space="preserve"> </w:t>
@@ -4211,13 +4104,40 @@
               <w:rPr>
                 <w:rStyle w:val="VerbatimChar"/>
               </w:rPr>
-              <w:t xml:space="preserve">error?.message</w:t>
-            </w:r>
-            <w:r>
-              <w:t xml:space="preserve"> </w:t>
-            </w:r>
-            <w:r>
-              <w:t xml:space="preserve">with HTTP 500. Database driver messages, constraint names and connection details can therefore reach the browser.</w:t>
+              <w:t xml:space="preserve">role</w:t>
+            </w:r>
+            <w:r>
+              <w:t xml:space="preserve"> </w:t>
+            </w:r>
+            <w:r>
+              <w:t xml:space="preserve">field — is serialised to</w:t>
+            </w:r>
+            <w:r>
+              <w:t xml:space="preserve"> </w:t>
+            </w:r>
+            <w:r>
+              <w:rPr>
+                <w:rStyle w:val="VerbatimChar"/>
+              </w:rPr>
+              <w:t xml:space="preserve">localStorage</w:t>
+            </w:r>
+            <w:r>
+              <w:t xml:space="preserve"> </w:t>
+            </w:r>
+            <w:r>
+              <w:t xml:space="preserve">under the key</w:t>
+            </w:r>
+            <w:r>
+              <w:t xml:space="preserve"> </w:t>
+            </w:r>
+            <w:r>
+              <w:rPr>
+                <w:rStyle w:val="VerbatimChar"/>
+              </w:rPr>
+              <w:t xml:space="preserve">pulsetriage_session</w:t>
+            </w:r>
+            <w:r>
+              <w:t xml:space="preserve">. There is no signature, no expiry and no server-side session record. The client is trusted to report its own identity and privilege.</w:t>
             </w:r>
           </w:p>
         </w:tc>
@@ -4250,13 +4170,10 @@
               <w:rPr>
                 <w:rStyle w:val="VerbatimChar"/>
               </w:rPr>
-              <w:t xml:space="preserve">src/app/api/auth/login/route.ts</w:t>
-            </w:r>
-            <w:r>
-              <w:t xml:space="preserve"> </w:t>
-            </w:r>
-            <w:r>
-              <w:t xml:space="preserve">and comparable handlers across</w:t>
+              <w:t xml:space="preserve">src/lib/auth-context.tsx</w:t>
+            </w:r>
+            <w:r>
+              <w:t xml:space="preserve">; consumed by</w:t>
             </w:r>
             <w:r>
               <w:t xml:space="preserve"> </w:t>
@@ -4265,7 +4182,22 @@
               <w:rPr>
                 <w:rStyle w:val="VerbatimChar"/>
               </w:rPr>
-              <w:t xml:space="preserve">src/app/api/**</w:t>
+              <w:t xml:space="preserve">src/app/login/page.tsx</w:t>
+            </w:r>
+            <w:r>
+              <w:t xml:space="preserve"> </w:t>
+            </w:r>
+            <w:r>
+              <w:t xml:space="preserve">and</w:t>
+            </w:r>
+            <w:r>
+              <w:t xml:space="preserve"> </w:t>
+            </w:r>
+            <w:r>
+              <w:rPr>
+                <w:rStyle w:val="VerbatimChar"/>
+              </w:rPr>
+              <w:t xml:space="preserve">src/components/auth/auth-modal.tsx</w:t>
             </w:r>
             <w:r>
               <w:t xml:space="preserve">.</w:t>
@@ -4298,7 +4230,7 @@
               <w:jc w:val="left"/>
             </w:pPr>
             <w:r>
-              <w:t xml:space="preserve">FR-9.2, NFR-7</w:t>
+              <w:t xml:space="preserve">FR-1.5, NFR-6, DP-4</w:t>
             </w:r>
           </w:p>
         </w:tc>
@@ -4328,7 +4260,16 @@
               <w:jc w:val="left"/>
             </w:pPr>
             <w:r>
-              <w:t xml:space="preserve">Deliberate during development: echoing the real error made serverless deployment failures diagnosable without log access, which materially accelerated the deployment phase. The intent was to remove it once deployment stabilised.</w:t>
+              <w:rPr>
+                <w:rStyle w:val="VerbatimChar"/>
+              </w:rPr>
+              <w:t xml:space="preserve">localStorage</w:t>
+            </w:r>
+            <w:r>
+              <w:t xml:space="preserve"> </w:t>
+            </w:r>
+            <w:r>
+              <w:t xml:space="preserve">is the fastest possible way to make session persistence work across page reloads in a client-rendered React application — roughly fifteen minutes of work, against several hours for a cookie-based signed-token scheme with server-side verification. Chosen deliberately to protect the implementation budget.</w:t>
             </w:r>
           </w:p>
         </w:tc>
@@ -4358,7 +4299,62 @@
               <w:jc w:val="left"/>
             </w:pPr>
             <w:r>
-              <w:t xml:space="preserve">Information disclosure (OWASP A05, Security Misconfiguration). Leaked schema and driver detail gives an attacker a map of the data layer and shortens the reconnaissance phase of an attack. Not directly exploitable on its own, but it lowers the cost of exploiting everything else.</w:t>
+              <w:rPr>
+                <w:b/>
+                <w:bCs/>
+              </w:rPr>
+              <w:t xml:space="preserve">Compounds TD-01 into a complete authorisation bypass.</w:t>
+            </w:r>
+            <w:r>
+              <w:t xml:space="preserve"> </w:t>
+            </w:r>
+            <w:r>
+              <w:t xml:space="preserve">A user need only edit one word in browser storage — changing</w:t>
+            </w:r>
+            <w:r>
+              <w:t xml:space="preserve"> </w:t>
+            </w:r>
+            <w:r>
+              <w:rPr>
+                <w:rStyle w:val="VerbatimChar"/>
+              </w:rPr>
+              <w:t xml:space="preserve">"role":"PATIENT"</w:t>
+            </w:r>
+            <w:r>
+              <w:t xml:space="preserve"> </w:t>
+            </w:r>
+            <w:r>
+              <w:t xml:space="preserve">to</w:t>
+            </w:r>
+            <w:r>
+              <w:t xml:space="preserve"> </w:t>
+            </w:r>
+            <w:r>
+              <w:rPr>
+                <w:rStyle w:val="VerbatimChar"/>
+              </w:rPr>
+              <w:t xml:space="preserve">"role":"ADMIN"</w:t>
+            </w:r>
+            <w:r>
+              <w:t xml:space="preserve"> </w:t>
+            </w:r>
+            <w:r>
+              <w:t xml:space="preserve">— and reload, to be presented with the full administrator console. Because no server-side check exists (TD-01), every action taken from that console succeeds. Additionally, storage in</w:t>
+            </w:r>
+            <w:r>
+              <w:t xml:space="preserve"> </w:t>
+            </w:r>
+            <w:r>
+              <w:rPr>
+                <w:rStyle w:val="VerbatimChar"/>
+              </w:rPr>
+              <w:t xml:space="preserve">localStorage</w:t>
+            </w:r>
+            <w:r>
+              <w:t xml:space="preserve"> </w:t>
+            </w:r>
+            <w:r>
+              <w:t xml:space="preserve">makes the session readable by any injected script, so any future cross-site-scripting defect becomes an immediate account-takeover. Sessions also never expire.</w:t>
             </w:r>
           </w:p>
         </w:tc>
@@ -4394,12 +4390,6 @@
               </w:rPr>
               <w:t xml:space="preserve">CRITICAL — requires immediate attention.</w:t>
             </w:r>
-            <w:r>
-              <w:t xml:space="preserve"> </w:t>
-            </w:r>
-            <w:r>
-              <w:t xml:space="preserve">Cheap to fix; no reason to carry it.</w:t>
-            </w:r>
           </w:p>
         </w:tc>
       </w:tr>
@@ -4428,7 +4418,7 @@
               <w:jc w:val="left"/>
             </w:pPr>
             <w:r>
-              <w:t xml:space="preserve">Deliberate &amp; Prudent (with an overrun repayment date).</w:t>
+              <w:t xml:space="preserve">Deliberate &amp; Prudent.</w:t>
             </w:r>
           </w:p>
         </w:tc>
@@ -4458,7 +4448,7 @@
               <w:jc w:val="left"/>
             </w:pPr>
             <w:r>
-              <w:t xml:space="preserve">Introduce a single error-response helper used by every handler. It logs the full exception server-side with a generated correlation identifier, and returns to the client only a generic message plus that identifier. Add a lint rule forbidding</w:t>
+              <w:t xml:space="preserve">Replace with the token scheme described in TD-01: server-issued signed JWT with a 15-minute access lifetime and a rotating refresh token, both in</w:t>
             </w:r>
             <w:r>
               <w:t xml:space="preserve"> </w:t>
@@ -4467,28 +4457,29 @@
               <w:rPr>
                 <w:rStyle w:val="VerbatimChar"/>
               </w:rPr>
-              <w:t xml:space="preserve">error.message</w:t>
-            </w:r>
-            <w:r>
-              <w:t xml:space="preserve"> </w:t>
-            </w:r>
-            <w:r>
-              <w:t xml:space="preserve">inside any</w:t>
-            </w:r>
-            <w:r>
-              <w:t xml:space="preserve"> </w:t>
-            </w:r>
-            <w:r>
-              <w:rPr>
-                <w:rStyle w:val="VerbatimChar"/>
-              </w:rPr>
-              <w:t xml:space="preserve">NextResponse.json</w:t>
-            </w:r>
-            <w:r>
-              <w:t xml:space="preserve"> </w:t>
-            </w:r>
-            <w:r>
-              <w:t xml:space="preserve">call.</w:t>
+              <w:t xml:space="preserve">HttpOnly</w:t>
+            </w:r>
+            <w:r>
+              <w:t xml:space="preserve"> </w:t>
+            </w:r>
+            <w:r>
+              <w:t xml:space="preserve">cookies that JavaScript cannot read. Retain in client state only non-sensitive display fields (name, avatar). Add explicit session invalidation on logout, server-side. Repay</w:t>
+            </w:r>
+            <w:r>
+              <w:t xml:space="preserve"> </w:t>
+            </w:r>
+            <w:r>
+              <w:rPr>
+                <w:b/>
+                <w:bCs/>
+              </w:rPr>
+              <w:t xml:space="preserve">together with TD-01</w:t>
+            </w:r>
+            <w:r>
+              <w:t xml:space="preserve"> </w:t>
+            </w:r>
+            <w:r>
+              <w:t xml:space="preserve">— they share the same implementation and repaying either alone leaves the bypass open.</w:t>
             </w:r>
           </w:p>
         </w:tc>
@@ -4518,7 +4509,7 @@
               <w:jc w:val="left"/>
             </w:pPr>
             <w:r>
-              <w:t xml:space="preserve">4 person-hours</w:t>
+              <w:t xml:space="preserve">16 person-hours (shares infrastructure with TD-01)</w:t>
             </w:r>
           </w:p>
         </w:tc>
@@ -4548,7 +4539,7 @@
               <w:jc w:val="left"/>
             </w:pPr>
             <w:r>
-              <w:t xml:space="preserve">v1.1 — hotfix</w:t>
+              <w:t xml:space="preserve">v1.1 — Security Hardening (Week 1)</w:t>
             </w:r>
           </w:p>
         </w:tc>
@@ -4578,7 +4569,7 @@
               <w:jc w:val="left"/>
             </w:pPr>
             <w:r>
-              <w:t xml:space="preserve">TC-SEC-04 must pass; no response body may contain driver or schema text.</w:t>
+              <w:t xml:space="preserve">Manual privilege-escalation attempt via storage editing must fail; TC-SEC-05 must pass.</w:t>
             </w:r>
           </w:p>
         </w:tc>
@@ -4591,14 +4582,14 @@
         </w:pict>
       </w:r>
     </w:p>
-    <w:bookmarkEnd w:id="17"/>
-    <w:bookmarkStart w:id="18" w:name="Xbd53260b0d96d9b861d4097b580439a2c6c70d6"/>
+    <w:bookmarkEnd w:id="16"/>
+    <w:bookmarkStart w:id="17" w:name="X8d82e5d1f63b84f927fd3da288c985d1e476f7c"/>
     <w:p>
       <w:pPr>
         <w:pStyle w:val="Heading2"/>
       </w:pPr>
       <w:r>
-        <w:t xml:space="preserve">TD-04 — Administrator triage-rule edits are session-scoped, not persisted</w:t>
+        <w:t xml:space="preserve">TD-13 — Internal error messages echoed to the client</w:t>
       </w:r>
     </w:p>
     <w:tbl>
@@ -4665,6 +4656,469 @@
               <w:jc w:val="left"/>
             </w:pPr>
             <w:r>
+              <w:t xml:space="preserve">Several route handlers return the caught exception's own message in the JSON error response — for example the login handler returns</w:t>
+            </w:r>
+            <w:r>
+              <w:t xml:space="preserve"> </w:t>
+            </w:r>
+            <w:r>
+              <w:rPr>
+                <w:rStyle w:val="VerbatimChar"/>
+              </w:rPr>
+              <w:t xml:space="preserve">error?.message</w:t>
+            </w:r>
+            <w:r>
+              <w:t xml:space="preserve"> </w:t>
+            </w:r>
+            <w:r>
+              <w:t xml:space="preserve">with HTTP 500. Database driver messages, constraint names and connection details can therefore reach the browser.</w:t>
+            </w:r>
+          </w:p>
+        </w:tc>
+      </w:tr>
+      <w:tr>
+        <w:tc>
+          <w:tcPr/>
+          <w:p>
+            <w:pPr>
+              <w:pStyle w:val="Compact"/>
+              <w:jc w:val="left"/>
+            </w:pPr>
+            <w:r>
+              <w:rPr>
+                <w:b/>
+                <w:bCs/>
+              </w:rPr>
+              <w:t xml:space="preserve">Where it lives</w:t>
+            </w:r>
+          </w:p>
+        </w:tc>
+        <w:tc>
+          <w:tcPr/>
+          <w:p>
+            <w:pPr>
+              <w:pStyle w:val="Compact"/>
+              <w:jc w:val="left"/>
+            </w:pPr>
+            <w:r>
+              <w:rPr>
+                <w:rStyle w:val="VerbatimChar"/>
+              </w:rPr>
+              <w:t xml:space="preserve">src/app/api/auth/login/route.ts</w:t>
+            </w:r>
+            <w:r>
+              <w:t xml:space="preserve"> </w:t>
+            </w:r>
+            <w:r>
+              <w:t xml:space="preserve">and comparable handlers across</w:t>
+            </w:r>
+            <w:r>
+              <w:t xml:space="preserve"> </w:t>
+            </w:r>
+            <w:r>
+              <w:rPr>
+                <w:rStyle w:val="VerbatimChar"/>
+              </w:rPr>
+              <w:t xml:space="preserve">src/app/api/**</w:t>
+            </w:r>
+            <w:r>
+              <w:t xml:space="preserve">.</w:t>
+            </w:r>
+          </w:p>
+        </w:tc>
+      </w:tr>
+      <w:tr>
+        <w:tc>
+          <w:tcPr/>
+          <w:p>
+            <w:pPr>
+              <w:pStyle w:val="Compact"/>
+              <w:jc w:val="left"/>
+            </w:pPr>
+            <w:r>
+              <w:rPr>
+                <w:b/>
+                <w:bCs/>
+              </w:rPr>
+              <w:t xml:space="preserve">Requirements violated</w:t>
+            </w:r>
+          </w:p>
+        </w:tc>
+        <w:tc>
+          <w:tcPr/>
+          <w:p>
+            <w:pPr>
+              <w:pStyle w:val="Compact"/>
+              <w:jc w:val="left"/>
+            </w:pPr>
+            <w:r>
+              <w:t xml:space="preserve">FR-9.2, NFR-7</w:t>
+            </w:r>
+          </w:p>
+        </w:tc>
+      </w:tr>
+      <w:tr>
+        <w:tc>
+          <w:tcPr/>
+          <w:p>
+            <w:pPr>
+              <w:pStyle w:val="Compact"/>
+              <w:jc w:val="left"/>
+            </w:pPr>
+            <w:r>
+              <w:rPr>
+                <w:b/>
+                <w:bCs/>
+              </w:rPr>
+              <w:t xml:space="preserve">Cause</w:t>
+            </w:r>
+          </w:p>
+        </w:tc>
+        <w:tc>
+          <w:tcPr/>
+          <w:p>
+            <w:pPr>
+              <w:pStyle w:val="Compact"/>
+              <w:jc w:val="left"/>
+            </w:pPr>
+            <w:r>
+              <w:t xml:space="preserve">Deliberate during development: echoing the real error made serverless deployment failures diagnosable without log access, which materially accelerated the deployment phase. The intent was to remove it once deployment stabilised.</w:t>
+            </w:r>
+          </w:p>
+        </w:tc>
+      </w:tr>
+      <w:tr>
+        <w:tc>
+          <w:tcPr/>
+          <w:p>
+            <w:pPr>
+              <w:pStyle w:val="Compact"/>
+              <w:jc w:val="left"/>
+            </w:pPr>
+            <w:r>
+              <w:rPr>
+                <w:b/>
+                <w:bCs/>
+              </w:rPr>
+              <w:t xml:space="preserve">Impact</w:t>
+            </w:r>
+          </w:p>
+        </w:tc>
+        <w:tc>
+          <w:tcPr/>
+          <w:p>
+            <w:pPr>
+              <w:pStyle w:val="Compact"/>
+              <w:jc w:val="left"/>
+            </w:pPr>
+            <w:r>
+              <w:t xml:space="preserve">Information disclosure (OWASP A05, Security Misconfiguration). Leaked schema and driver detail gives an attacker a map of the data layer and shortens the reconnaissance phase of an attack. Not directly exploitable on its own, but it lowers the cost of exploiting everything else.</w:t>
+            </w:r>
+          </w:p>
+        </w:tc>
+      </w:tr>
+      <w:tr>
+        <w:tc>
+          <w:tcPr/>
+          <w:p>
+            <w:pPr>
+              <w:pStyle w:val="Compact"/>
+              <w:jc w:val="left"/>
+            </w:pPr>
+            <w:r>
+              <w:rPr>
+                <w:b/>
+                <w:bCs/>
+              </w:rPr>
+              <w:t xml:space="preserve">Priority</w:t>
+            </w:r>
+          </w:p>
+        </w:tc>
+        <w:tc>
+          <w:tcPr/>
+          <w:p>
+            <w:pPr>
+              <w:pStyle w:val="Compact"/>
+              <w:jc w:val="left"/>
+            </w:pPr>
+            <w:r>
+              <w:rPr>
+                <w:b/>
+                <w:bCs/>
+              </w:rPr>
+              <w:t xml:space="preserve">CRITICAL — requires immediate attention.</w:t>
+            </w:r>
+            <w:r>
+              <w:t xml:space="preserve"> </w:t>
+            </w:r>
+            <w:r>
+              <w:t xml:space="preserve">Cheap to fix; no reason to carry it.</w:t>
+            </w:r>
+          </w:p>
+        </w:tc>
+      </w:tr>
+      <w:tr>
+        <w:tc>
+          <w:tcPr/>
+          <w:p>
+            <w:pPr>
+              <w:pStyle w:val="Compact"/>
+              <w:jc w:val="left"/>
+            </w:pPr>
+            <w:r>
+              <w:rPr>
+                <w:b/>
+                <w:bCs/>
+              </w:rPr>
+              <w:t xml:space="preserve">Fowler quadrant</w:t>
+            </w:r>
+          </w:p>
+        </w:tc>
+        <w:tc>
+          <w:tcPr/>
+          <w:p>
+            <w:pPr>
+              <w:pStyle w:val="Compact"/>
+              <w:jc w:val="left"/>
+            </w:pPr>
+            <w:r>
+              <w:t xml:space="preserve">Deliberate &amp; Prudent (with an overrun repayment date).</w:t>
+            </w:r>
+          </w:p>
+        </w:tc>
+      </w:tr>
+      <w:tr>
+        <w:tc>
+          <w:tcPr/>
+          <w:p>
+            <w:pPr>
+              <w:pStyle w:val="Compact"/>
+              <w:jc w:val="left"/>
+            </w:pPr>
+            <w:r>
+              <w:rPr>
+                <w:b/>
+                <w:bCs/>
+              </w:rPr>
+              <w:t xml:space="preserve">Proposed resolution</w:t>
+            </w:r>
+          </w:p>
+        </w:tc>
+        <w:tc>
+          <w:tcPr/>
+          <w:p>
+            <w:pPr>
+              <w:pStyle w:val="Compact"/>
+              <w:jc w:val="left"/>
+            </w:pPr>
+            <w:r>
+              <w:t xml:space="preserve">Introduce a single error-response helper used by every handler. It logs the full exception server-side with a generated correlation identifier, and returns to the client only a generic message plus that identifier. Add a lint rule forbidding</w:t>
+            </w:r>
+            <w:r>
+              <w:t xml:space="preserve"> </w:t>
+            </w:r>
+            <w:r>
+              <w:rPr>
+                <w:rStyle w:val="VerbatimChar"/>
+              </w:rPr>
+              <w:t xml:space="preserve">error.message</w:t>
+            </w:r>
+            <w:r>
+              <w:t xml:space="preserve"> </w:t>
+            </w:r>
+            <w:r>
+              <w:t xml:space="preserve">inside any</w:t>
+            </w:r>
+            <w:r>
+              <w:t xml:space="preserve"> </w:t>
+            </w:r>
+            <w:r>
+              <w:rPr>
+                <w:rStyle w:val="VerbatimChar"/>
+              </w:rPr>
+              <w:t xml:space="preserve">NextResponse.json</w:t>
+            </w:r>
+            <w:r>
+              <w:t xml:space="preserve"> </w:t>
+            </w:r>
+            <w:r>
+              <w:t xml:space="preserve">call.</w:t>
+            </w:r>
+          </w:p>
+        </w:tc>
+      </w:tr>
+      <w:tr>
+        <w:tc>
+          <w:tcPr/>
+          <w:p>
+            <w:pPr>
+              <w:pStyle w:val="Compact"/>
+              <w:jc w:val="left"/>
+            </w:pPr>
+            <w:r>
+              <w:rPr>
+                <w:b/>
+                <w:bCs/>
+              </w:rPr>
+              <w:t xml:space="preserve">Effort to repay</w:t>
+            </w:r>
+          </w:p>
+        </w:tc>
+        <w:tc>
+          <w:tcPr/>
+          <w:p>
+            <w:pPr>
+              <w:pStyle w:val="Compact"/>
+              <w:jc w:val="left"/>
+            </w:pPr>
+            <w:r>
+              <w:t xml:space="preserve">4 person-hours</w:t>
+            </w:r>
+          </w:p>
+        </w:tc>
+      </w:tr>
+      <w:tr>
+        <w:tc>
+          <w:tcPr/>
+          <w:p>
+            <w:pPr>
+              <w:pStyle w:val="Compact"/>
+              <w:jc w:val="left"/>
+            </w:pPr>
+            <w:r>
+              <w:rPr>
+                <w:b/>
+                <w:bCs/>
+              </w:rPr>
+              <w:t xml:space="preserve">Repayment milestone</w:t>
+            </w:r>
+          </w:p>
+        </w:tc>
+        <w:tc>
+          <w:tcPr/>
+          <w:p>
+            <w:pPr>
+              <w:pStyle w:val="Compact"/>
+              <w:jc w:val="left"/>
+            </w:pPr>
+            <w:r>
+              <w:t xml:space="preserve">v1.1 — hotfix</w:t>
+            </w:r>
+          </w:p>
+        </w:tc>
+      </w:tr>
+      <w:tr>
+        <w:tc>
+          <w:tcPr/>
+          <w:p>
+            <w:pPr>
+              <w:pStyle w:val="Compact"/>
+              <w:jc w:val="left"/>
+            </w:pPr>
+            <w:r>
+              <w:rPr>
+                <w:b/>
+                <w:bCs/>
+              </w:rPr>
+              <w:t xml:space="preserve">Verification on repayment</w:t>
+            </w:r>
+          </w:p>
+        </w:tc>
+        <w:tc>
+          <w:tcPr/>
+          <w:p>
+            <w:pPr>
+              <w:pStyle w:val="Compact"/>
+              <w:jc w:val="left"/>
+            </w:pPr>
+            <w:r>
+              <w:t xml:space="preserve">TC-SEC-04 must pass; no response body may contain driver or schema text.</w:t>
+            </w:r>
+          </w:p>
+        </w:tc>
+      </w:tr>
+    </w:tbl>
+    <w:p>
+      <w:r>
+        <w:pict>
+          <v:rect style="width:0;height:1.5pt" o:hralign="center" o:hrstd="t" o:hr="t"/>
+        </w:pict>
+      </w:r>
+    </w:p>
+    <w:bookmarkEnd w:id="17"/>
+    <w:bookmarkStart w:id="18" w:name="Xbd53260b0d96d9b861d4097b580439a2c6c70d6"/>
+    <w:p>
+      <w:pPr>
+        <w:pStyle w:val="Heading2"/>
+      </w:pPr>
+      <w:r>
+        <w:t xml:space="preserve">TD-04 — Administrator triage-rule edits are session-scoped, not persisted</w:t>
+      </w:r>
+    </w:p>
+    <w:tbl>
+      <w:tblPr>
+        <w:tblStyle w:val="Table"/>
+        <w:tblW w:type="auto" w:w="0"/>
+        <w:tblLook w:firstRow="1" w:lastRow="0" w:firstColumn="0" w:lastColumn="0" w:noHBand="0" w:noVBand="0" w:val="0020"/>
+      </w:tblPr>
+      <w:tblGrid>
+        <w:gridCol w:w="3960"/>
+        <w:gridCol w:w="3960"/>
+      </w:tblGrid>
+      <w:tr>
+        <w:trPr>
+          <w:tblHeader w:val="on"/>
+        </w:trPr>
+        <w:tc>
+          <w:tcPr/>
+          <w:p>
+            <w:pPr>
+              <w:pStyle w:val="Compact"/>
+              <w:jc w:val="left"/>
+            </w:pPr>
+            <w:r>
+              <w:t xml:space="preserve">Field</w:t>
+            </w:r>
+          </w:p>
+        </w:tc>
+        <w:tc>
+          <w:tcPr/>
+          <w:p>
+            <w:pPr>
+              <w:pStyle w:val="Compact"/>
+              <w:jc w:val="left"/>
+            </w:pPr>
+            <w:r>
+              <w:t xml:space="preserve">Detail</w:t>
+            </w:r>
+          </w:p>
+        </w:tc>
+      </w:tr>
+      <w:tr>
+        <w:tc>
+          <w:tcPr/>
+          <w:p>
+            <w:pPr>
+              <w:pStyle w:val="Compact"/>
+              <w:jc w:val="left"/>
+            </w:pPr>
+            <w:r>
+              <w:rPr>
+                <w:b/>
+                <w:bCs/>
+              </w:rPr>
+              <w:t xml:space="preserve">Debt</w:t>
+            </w:r>
+          </w:p>
+        </w:tc>
+        <w:tc>
+          <w:tcPr/>
+          <w:p>
+            <w:pPr>
+              <w:pStyle w:val="Compact"/>
+              <w:jc w:val="left"/>
+            </w:pPr>
+            <w:r>
               <w:t xml:space="preserve">The rule configurator at</w:t>
             </w:r>
             <w:r>
@@ -4696,6 +5150,19 @@
             </w:r>
             <w:r>
               <w:t xml:space="preserve">constant and holds edits in React component state. Adding a rule, or toggling one active/inactive, affects only the current browser session and is lost on reload. The engine used by patients continues to read the compiled-in constant.</w:t>
+            </w:r>
+            <w:r>
+              <w:t xml:space="preserve"> </w:t>
+            </w:r>
+            <w:r>
+              <w:rPr>
+                <w:b/>
+                <w:bCs/>
+              </w:rPr>
+              <w:t xml:space="preserve">This is precisely why closing defect D-03 required a source change and a redeployment</w:t>
+            </w:r>
+            <w:r>
+              <w:t xml:space="preserve">, rather than a clinician correcting the rule set through the interface — the concrete cost of carrying this item.</w:t>
             </w:r>
           </w:p>
         </w:tc>
@@ -10446,16 +10913,49 @@
               <w:jc w:val="left"/>
             </w:pPr>
             <w:r>
-              <w:t xml:space="preserve">Pre-commit secret scanning (</w:t>
+              <w:t xml:space="preserve">Pre-commit secret scanning —</w:t>
+            </w:r>
+            <w:r>
+              <w:t xml:space="preserve"> </w:t>
             </w:r>
             <w:r>
               <w:rPr>
                 <w:rStyle w:val="VerbatimChar"/>
               </w:rPr>
-              <w:t xml:space="preserve">gitleaks</w:t>
-            </w:r>
-            <w:r>
-              <w:t xml:space="preserve">)</w:t>
+              <w:t xml:space="preserve">scripts/scan-secrets.mjs</w:t>
+            </w:r>
+            <w:r>
+              <w:t xml:space="preserve"> </w:t>
+            </w:r>
+            <w:r>
+              <w:t xml:space="preserve">via</w:t>
+            </w:r>
+            <w:r>
+              <w:t xml:space="preserve"> </w:t>
+            </w:r>
+            <w:r>
+              <w:rPr>
+                <w:rStyle w:val="VerbatimChar"/>
+              </w:rPr>
+              <w:t xml:space="preserve">.githooks/pre-commit</w:t>
+            </w:r>
+            <w:r>
+              <w:t xml:space="preserve">, including a rule matching the</w:t>
+            </w:r>
+            <w:r>
+              <w:t xml:space="preserve"> </w:t>
+            </w:r>
+            <w:r>
+              <w:rPr>
+                <w:rStyle w:val="VerbatimChar"/>
+              </w:rPr>
+              <w:t xml:space="preserve">process.env.X || 'literal'</w:t>
+            </w:r>
+            <w:r>
+              <w:t xml:space="preserve"> </w:t>
+            </w:r>
+            <w:r>
+              <w:t xml:space="preserve">anti-pattern itself</w:t>
             </w:r>
           </w:p>
         </w:tc>
@@ -10479,7 +10979,68 @@
               <w:jc w:val="left"/>
             </w:pPr>
             <w:r>
-              <w:t xml:space="preserve">v1.1</w:t>
+              <w:rPr>
+                <w:b/>
+                <w:bCs/>
+              </w:rPr>
+              <w:t xml:space="preserve">Implemented</w:t>
+            </w:r>
+          </w:p>
+        </w:tc>
+      </w:tr>
+      <w:tr>
+        <w:tc>
+          <w:tcPr/>
+          <w:p>
+            <w:pPr>
+              <w:pStyle w:val="Compact"/>
+              <w:jc w:val="left"/>
+            </w:pPr>
+            <w:r>
+              <w:t xml:space="preserve">Property-based rule-set assertion — TC-UNIT-03 fails the build if any red flag shown to patients lacks an</w:t>
+            </w:r>
+            <w:r>
+              <w:t xml:space="preserve"> </w:t>
+            </w:r>
+            <w:r>
+              <w:rPr>
+                <w:rStyle w:val="VerbatimChar"/>
+              </w:rPr>
+              <w:t xml:space="preserve">EMERGENCY</w:t>
+            </w:r>
+            <w:r>
+              <w:t xml:space="preserve"> </w:t>
+            </w:r>
+            <w:r>
+              <w:t xml:space="preserve">rule</w:t>
+            </w:r>
+          </w:p>
+        </w:tc>
+        <w:tc>
+          <w:tcPr/>
+          <w:p>
+            <w:pPr>
+              <w:pStyle w:val="Compact"/>
+              <w:jc w:val="left"/>
+            </w:pPr>
+            <w:r>
+              <w:t xml:space="preserve">Recurrence of D-03</w:t>
+            </w:r>
+          </w:p>
+        </w:tc>
+        <w:tc>
+          <w:tcPr/>
+          <w:p>
+            <w:pPr>
+              <w:pStyle w:val="Compact"/>
+              <w:jc w:val="left"/>
+            </w:pPr>
+            <w:r>
+              <w:rPr>
+                <w:b/>
+                <w:bCs/>
+              </w:rPr>
+              <w:t xml:space="preserve">Implemented</w:t>
             </w:r>
           </w:p>
         </w:tc>
